--- a/Experiment_10/Exp 10.docx
+++ b/Experiment_10/Exp 10.docx
@@ -62,7 +62,7 @@
           <w:szCs w:val="36"/>
           <w:u w:val="single"/>
         </w:rPr>
-        <w:t>8</w:t>
+        <w:t>10</w:t>
       </w:r>
     </w:p>
     <w:tbl>
@@ -749,18 +749,8 @@
           <w:sz w:val="24"/>
           <w:szCs w:val="24"/>
         </w:rPr>
-        <w:t xml:space="preserve">MySQL Workbench /Web Based / </w:t>
-      </w:r>
-      <w:proofErr w:type="spellStart"/>
-      <w:r>
-        <w:rPr>
-          <w:rFonts w:ascii="Times New Roman" w:hAnsi="Times New Roman" w:cs="Times New Roman"/>
-          <w:sz w:val="24"/>
-          <w:szCs w:val="24"/>
-        </w:rPr>
-        <w:t>pgAdmin</w:t>
-      </w:r>
-      <w:proofErr w:type="spellEnd"/>
+        <w:t>MySQL Workbench /Web Based / pgAdmin</w:t>
+      </w:r>
     </w:p>
     <w:p>
       <w:pPr>
@@ -875,25 +865,7 @@
           <w:sz w:val="24"/>
           <w:szCs w:val="24"/>
         </w:rPr>
-        <w:t>Open PostgreSQL (</w:t>
-      </w:r>
-      <w:proofErr w:type="spellStart"/>
-      <w:r>
-        <w:rPr>
-          <w:rFonts w:ascii="Times New Roman" w:hAnsi="Times New Roman" w:cs="Times New Roman"/>
-          <w:sz w:val="24"/>
-          <w:szCs w:val="24"/>
-        </w:rPr>
-        <w:t>pgAdmin</w:t>
-      </w:r>
-      <w:proofErr w:type="spellEnd"/>
-      <w:r>
-        <w:rPr>
-          <w:rFonts w:ascii="Times New Roman" w:hAnsi="Times New Roman" w:cs="Times New Roman"/>
-          <w:sz w:val="24"/>
-          <w:szCs w:val="24"/>
-        </w:rPr>
-        <w:t xml:space="preserve">) and connect to the required database. </w:t>
+        <w:t xml:space="preserve">Open PostgreSQL (pgAdmin) and connect to the required database. </w:t>
       </w:r>
     </w:p>
     <w:p>
@@ -1101,25 +1073,7 @@
           <w:sz w:val="24"/>
           <w:szCs w:val="24"/>
         </w:rPr>
-        <w:t xml:space="preserve">Use ROLLBACK TO SAVEPOINT to undo changes after the </w:t>
-      </w:r>
-      <w:proofErr w:type="spellStart"/>
-      <w:r>
-        <w:rPr>
-          <w:rFonts w:ascii="Times New Roman" w:hAnsi="Times New Roman" w:cs="Times New Roman"/>
-          <w:sz w:val="24"/>
-          <w:szCs w:val="24"/>
-        </w:rPr>
-        <w:t>savepoint</w:t>
-      </w:r>
-      <w:proofErr w:type="spellEnd"/>
-      <w:r>
-        <w:rPr>
-          <w:rFonts w:ascii="Times New Roman" w:hAnsi="Times New Roman" w:cs="Times New Roman"/>
-          <w:sz w:val="24"/>
-          <w:szCs w:val="24"/>
-        </w:rPr>
-        <w:t xml:space="preserve">. </w:t>
+        <w:t xml:space="preserve">Use ROLLBACK TO SAVEPOINT to undo changes after the savepoint. </w:t>
       </w:r>
     </w:p>
     <w:p>
@@ -1267,51 +1221,31 @@
           <w:szCs w:val="24"/>
         </w:rPr>
       </w:pPr>
-      <w:proofErr w:type="spellStart"/>
-      <w:r>
-        <w:rPr>
-          <w:rFonts w:ascii="Times New Roman" w:hAnsi="Times New Roman" w:cs="Times New Roman"/>
-          <w:sz w:val="24"/>
-          <w:szCs w:val="24"/>
-        </w:rPr>
-        <w:t>emp_id</w:t>
-      </w:r>
-      <w:proofErr w:type="spellEnd"/>
-      <w:r>
-        <w:rPr>
-          <w:rFonts w:ascii="Times New Roman" w:hAnsi="Times New Roman" w:cs="Times New Roman"/>
-          <w:sz w:val="24"/>
-          <w:szCs w:val="24"/>
-        </w:rPr>
-        <w:t xml:space="preserve"> int primary key,</w:t>
-      </w:r>
-    </w:p>
-    <w:p>
-      <w:pPr>
-        <w:spacing w:line="360" w:lineRule="auto"/>
-        <w:rPr>
-          <w:rFonts w:ascii="Times New Roman" w:hAnsi="Times New Roman" w:cs="Times New Roman"/>
-          <w:sz w:val="24"/>
-          <w:szCs w:val="24"/>
-        </w:rPr>
-      </w:pPr>
-      <w:proofErr w:type="spellStart"/>
-      <w:r>
-        <w:rPr>
-          <w:rFonts w:ascii="Times New Roman" w:hAnsi="Times New Roman" w:cs="Times New Roman"/>
-          <w:sz w:val="24"/>
-          <w:szCs w:val="24"/>
-        </w:rPr>
-        <w:t>emp_name</w:t>
-      </w:r>
-      <w:proofErr w:type="spellEnd"/>
-      <w:r>
-        <w:rPr>
-          <w:rFonts w:ascii="Times New Roman" w:hAnsi="Times New Roman" w:cs="Times New Roman"/>
-          <w:sz w:val="24"/>
-          <w:szCs w:val="24"/>
-        </w:rPr>
-        <w:t xml:space="preserve"> varchar(50),</w:t>
+      <w:r>
+        <w:rPr>
+          <w:rFonts w:ascii="Times New Roman" w:hAnsi="Times New Roman" w:cs="Times New Roman"/>
+          <w:sz w:val="24"/>
+          <w:szCs w:val="24"/>
+        </w:rPr>
+        <w:t>emp_id int primary key,</w:t>
+      </w:r>
+    </w:p>
+    <w:p>
+      <w:pPr>
+        <w:spacing w:line="360" w:lineRule="auto"/>
+        <w:rPr>
+          <w:rFonts w:ascii="Times New Roman" w:hAnsi="Times New Roman" w:cs="Times New Roman"/>
+          <w:sz w:val="24"/>
+          <w:szCs w:val="24"/>
+        </w:rPr>
+      </w:pPr>
+      <w:r>
+        <w:rPr>
+          <w:rFonts w:ascii="Times New Roman" w:hAnsi="Times New Roman" w:cs="Times New Roman"/>
+          <w:sz w:val="24"/>
+          <w:szCs w:val="24"/>
+        </w:rPr>
+        <w:t>emp_name varchar(50),</w:t>
       </w:r>
     </w:p>
     <w:p>
@@ -1546,25 +1480,7 @@
           <w:sz w:val="24"/>
           <w:szCs w:val="24"/>
         </w:rPr>
-        <w:t xml:space="preserve">where </w:t>
-      </w:r>
-      <w:proofErr w:type="spellStart"/>
-      <w:r>
-        <w:rPr>
-          <w:rFonts w:ascii="Times New Roman" w:hAnsi="Times New Roman" w:cs="Times New Roman"/>
-          <w:sz w:val="24"/>
-          <w:szCs w:val="24"/>
-        </w:rPr>
-        <w:t>emp_id</w:t>
-      </w:r>
-      <w:proofErr w:type="spellEnd"/>
-      <w:r>
-        <w:rPr>
-          <w:rFonts w:ascii="Times New Roman" w:hAnsi="Times New Roman" w:cs="Times New Roman"/>
-          <w:sz w:val="24"/>
-          <w:szCs w:val="24"/>
-        </w:rPr>
-        <w:t>=3;</w:t>
+        <w:t>where emp_id=3;</w:t>
       </w:r>
     </w:p>
     <w:p>
@@ -1636,25 +1552,7 @@
           <w:sz w:val="24"/>
           <w:szCs w:val="24"/>
         </w:rPr>
-        <w:t xml:space="preserve">where </w:t>
-      </w:r>
-      <w:proofErr w:type="spellStart"/>
-      <w:r>
-        <w:rPr>
-          <w:rFonts w:ascii="Times New Roman" w:hAnsi="Times New Roman" w:cs="Times New Roman"/>
-          <w:sz w:val="24"/>
-          <w:szCs w:val="24"/>
-        </w:rPr>
-        <w:t>emp_id</w:t>
-      </w:r>
-      <w:proofErr w:type="spellEnd"/>
-      <w:r>
-        <w:rPr>
-          <w:rFonts w:ascii="Times New Roman" w:hAnsi="Times New Roman" w:cs="Times New Roman"/>
-          <w:sz w:val="24"/>
-          <w:szCs w:val="24"/>
-        </w:rPr>
-        <w:t>=3;</w:t>
+        <w:t>where emp_id=3;</w:t>
       </w:r>
     </w:p>
     <w:p>
@@ -1834,25 +1732,7 @@
           <w:sz w:val="24"/>
           <w:szCs w:val="24"/>
         </w:rPr>
-        <w:t xml:space="preserve">where </w:t>
-      </w:r>
-      <w:proofErr w:type="spellStart"/>
-      <w:r>
-        <w:rPr>
-          <w:rFonts w:ascii="Times New Roman" w:hAnsi="Times New Roman" w:cs="Times New Roman"/>
-          <w:sz w:val="24"/>
-          <w:szCs w:val="24"/>
-        </w:rPr>
-        <w:t>emp_id</w:t>
-      </w:r>
-      <w:proofErr w:type="spellEnd"/>
-      <w:r>
-        <w:rPr>
-          <w:rFonts w:ascii="Times New Roman" w:hAnsi="Times New Roman" w:cs="Times New Roman"/>
-          <w:sz w:val="24"/>
-          <w:szCs w:val="24"/>
-        </w:rPr>
-        <w:t>=1;</w:t>
+        <w:t>where emp_id=1;</w:t>
       </w:r>
     </w:p>
     <w:p>
@@ -1882,23 +1762,13 @@
           <w:szCs w:val="24"/>
         </w:rPr>
       </w:pPr>
-      <w:proofErr w:type="spellStart"/>
-      <w:r>
-        <w:rPr>
-          <w:rFonts w:ascii="Times New Roman" w:hAnsi="Times New Roman" w:cs="Times New Roman"/>
-          <w:sz w:val="24"/>
-          <w:szCs w:val="24"/>
-        </w:rPr>
-        <w:t>savepoint</w:t>
-      </w:r>
-      <w:proofErr w:type="spellEnd"/>
-      <w:r>
-        <w:rPr>
-          <w:rFonts w:ascii="Times New Roman" w:hAnsi="Times New Roman" w:cs="Times New Roman"/>
-          <w:sz w:val="24"/>
-          <w:szCs w:val="24"/>
-        </w:rPr>
-        <w:t xml:space="preserve"> sp1;</w:t>
+      <w:r>
+        <w:rPr>
+          <w:rFonts w:ascii="Times New Roman" w:hAnsi="Times New Roman" w:cs="Times New Roman"/>
+          <w:sz w:val="24"/>
+          <w:szCs w:val="24"/>
+        </w:rPr>
+        <w:t>savepoint sp1;</w:t>
       </w:r>
     </w:p>
     <w:p>
@@ -1970,25 +1840,7 @@
           <w:sz w:val="24"/>
           <w:szCs w:val="24"/>
         </w:rPr>
-        <w:t xml:space="preserve">where </w:t>
-      </w:r>
-      <w:proofErr w:type="spellStart"/>
-      <w:r>
-        <w:rPr>
-          <w:rFonts w:ascii="Times New Roman" w:hAnsi="Times New Roman" w:cs="Times New Roman"/>
-          <w:sz w:val="24"/>
-          <w:szCs w:val="24"/>
-        </w:rPr>
-        <w:t>emp_id</w:t>
-      </w:r>
-      <w:proofErr w:type="spellEnd"/>
-      <w:r>
-        <w:rPr>
-          <w:rFonts w:ascii="Times New Roman" w:hAnsi="Times New Roman" w:cs="Times New Roman"/>
-          <w:sz w:val="24"/>
-          <w:szCs w:val="24"/>
-        </w:rPr>
-        <w:t>=2;</w:t>
+        <w:t>where emp_id=2;</w:t>
       </w:r>
     </w:p>
     <w:p>
@@ -2061,25 +1913,7 @@
           <w:sz w:val="24"/>
           <w:szCs w:val="24"/>
         </w:rPr>
-        <w:t xml:space="preserve">where </w:t>
-      </w:r>
-      <w:proofErr w:type="spellStart"/>
-      <w:r>
-        <w:rPr>
-          <w:rFonts w:ascii="Times New Roman" w:hAnsi="Times New Roman" w:cs="Times New Roman"/>
-          <w:sz w:val="24"/>
-          <w:szCs w:val="24"/>
-        </w:rPr>
-        <w:t>emp_id</w:t>
-      </w:r>
-      <w:proofErr w:type="spellEnd"/>
-      <w:r>
-        <w:rPr>
-          <w:rFonts w:ascii="Times New Roman" w:hAnsi="Times New Roman" w:cs="Times New Roman"/>
-          <w:sz w:val="24"/>
-          <w:szCs w:val="24"/>
-        </w:rPr>
-        <w:t>=3;</w:t>
+        <w:t>where emp_id=3;</w:t>
       </w:r>
     </w:p>
     <w:p>
@@ -2695,6 +2529,7 @@
       <w:r>
         <w:rPr>
           <w:rFonts w:ascii="Times New Roman" w:hAnsi="Times New Roman" w:cs="Times New Roman"/>
+          <w:noProof/>
           <w:sz w:val="24"/>
           <w:szCs w:val="24"/>
         </w:rPr>
@@ -2831,6 +2666,7 @@
           <w:rFonts w:ascii="Times New Roman" w:hAnsi="Times New Roman" w:cs="Times New Roman"/>
           <w:b/>
           <w:bCs/>
+          <w:noProof/>
           <w:sz w:val="24"/>
           <w:szCs w:val="24"/>
         </w:rPr>
@@ -2970,6 +2806,7 @@
           <w:rFonts w:ascii="Times New Roman" w:hAnsi="Times New Roman" w:cs="Times New Roman"/>
           <w:b/>
           <w:bCs/>
+          <w:noProof/>
           <w:sz w:val="24"/>
           <w:szCs w:val="24"/>
         </w:rPr>
@@ -10564,6 +10401,7 @@
   <w:style w:type="character" w:default="1" w:styleId="DefaultParagraphFont">
     <w:name w:val="Default Paragraph Font"/>
     <w:uiPriority w:val="1"/>
+    <w:semiHidden/>
     <w:unhideWhenUsed/>
   </w:style>
   <w:style w:type="table" w:default="1" w:styleId="TableNormal">
